--- a/project1-uniguard/docs/UniGuard_Report.docx
+++ b/project1-uniguard/docs/UniGuard_Report.docx
@@ -355,7 +355,7 @@
         <w:jc w:val="both"/>
       </w:pPr>
       <w:r>
-        <w:t xml:space="preserve">Security in computing rests on three goals: confidentiality, integrity and availability, often called the CIA triad (Pfleeger et al., 2015). A university needs all three. Student records and staff payroll must stay private. Examination results must stay exactly as the Senate approved them. The student portal and result processing system must be available when thousands of students register or check results in the same week.</w:t>
+        <w:t xml:space="preserve">Security in computing rests on three goals: confidentiality, integrity and availability, often called the CIA triad (Pfleeger et al., 2023). A university needs all three. Student records and staff payroll must stay private. Examination results must stay exactly as the Senate approved them. The student portal and result processing system must be available when thousands of students register or check results in the same week.</w:t>
       </w:r>
     </w:p>
     <w:p>
@@ -373,7 +373,7 @@
         <w:jc w:val="both"/>
       </w:pPr>
       <w:r>
-        <w:t xml:space="preserve">The local environment adds pressure. Nigeria's national grid collapsed twelve times in 2024 alone (Guardian Nigeria, 2024). Campuses switch between grid power, diesel generators and inverters several times a day, and each abrupt cut can corrupt a file being written. Internet links are slow and expensive, so copying large backups to the cloud during working hours is often not practical. ICT units work with limited staff and budgets, which rules out costly commercial backup suites. Finally, cases of examination malpractice and unauthorised grade changes mean that a threat can come from inside the institution, not only from outside.</w:t>
+        <w:t xml:space="preserve">The local environment adds pressure. In a survey of 90 researchers across Nigerian universities, polytechnics and research institutes, 39% reported power outages of 4 to 6 hours a day and 28% reported outages of more than 7 hours; most relied on diesel generators (85%), solar systems (60%) or inverters (30%) as backup (Ibrahim et al., 2026). At the Oleh campus of Delta State University, e-library equipment had power for only about 2.2 of every 8 working hours (Efenedo &amp; Edegbo, 2023). Each abrupt switch between grid, generator and inverter can corrupt a file being written. Internet links are slow and expensive, so copying large backups to the cloud during working hours is often not practical. ICT units work with limited staff and budgets, which rules out costly commercial backup suites. Finally, cases of examination malpractice and unauthorised grade changes mean that a threat can come from inside the institution, not only from outside.</w:t>
       </w:r>
     </w:p>
     <w:p>
@@ -382,7 +382,16 @@
         <w:jc w:val="both"/>
       </w:pPr>
       <w:r>
-        <w:t xml:space="preserve">The Nigeria Data Protection Act 2023 now requires every data controller, universities included, to put in place technical measures such as encryption and the ability to restore data promptly after an incident (Section 39), and to report personal data breaches to the Nigeria Data Protection Commission within 72 hours (Section 40). Good backup and monitoring practice is therefore a legal duty as well as a technical one.</w:t>
+        <w:t xml:space="preserve">Security readiness is also low. Olugbile et al. (2025) assessed 20 Nigerian universities and placed 14 of them in the lower of two readiness tiers, with the largest gaps in handling incidents and recovering afterwards. Badamasi and Utulu (2021) observed that Nigerian universities keep suffering cyber attacks and losses even after buying security tools, largely because they run security without a structured framework.</w:t>
+      </w:r>
+    </w:p>
+    <w:p>
+      <w:pPr>
+        <w:spacing w:after="160" w:line="360"/>
+        <w:jc w:val="both"/>
+      </w:pPr>
+      <w:r>
+        <w:t xml:space="preserve">The Nigeria Data Protection Act 2023 now requires every data controller, universities included, to put in place technical measures such as encryption and the ability to restore data promptly after an incident (Section 39), and to report personal data breaches to the Nigeria Data Protection Commission within 72 hours (Section 40). The Cybercrimes (Prohibition, Prevention, etc.) (Amendment) Act 2024 adds a duty to report attacks on computer systems to the national CERT within 72 hours. Good backup and monitoring practice is therefore a legal duty as well as a technical one.</w:t>
       </w:r>
     </w:p>
     <w:p>
@@ -672,7 +681,7 @@
         <w:jc w:val="both"/>
       </w:pPr>
       <w:r>
-        <w:t xml:space="preserve">Pfleeger et al. (2015) describe an intrusion by the method, opportunity and motive of the attacker. An attacker uses any available path, the weakest link, not the strongest defence. For a university, the weakest link is often a shared staff account on the result server or an unpatched office computer that has a mapped drive to the file share. Stallings and Brown (2018) add that intrusions pass through stages (reconnaissance, initial access, privilege escalation, action on objectives) and that detection at any stage limits the damage.</w:t>
+        <w:t xml:space="preserve">Pfleeger et al. (2023) describe an intrusion by the method, opportunity and motive of the attacker. An attacker uses any available path, the weakest link, not the strongest defence. For a university, the weakest link is often a shared staff account on the result server or an unpatched office computer that has a mapped drive to the file share. In a systematic review of cybersecurity risk in higher education, Ulven and Wangen (2021) found compromised accounts, phishing and low security awareness among the most frequent threats, and noted that empirical research in the sector is scarce. A later review of studies published from 2018 to 2025 found phishing and malware to be the most reported threats to universities, with weak awareness and training raising the risk further (Salam et al., 2026).</w:t>
       </w:r>
     </w:p>
     <w:p>
@@ -689,7 +698,7 @@
         <w:jc w:val="both"/>
       </w:pPr>
       <w:r>
-        <w:t xml:space="preserve">Security breaches are commonly grouped by the property they violate. Interception breaks confidentiality, modification and fabrication break integrity, and interruption breaks availability (Pfleeger et al., 2015). Table 2.1 maps these classes to the threats a Nigerian university faces.</w:t>
+        <w:t xml:space="preserve">Security breaches are commonly grouped by the property they violate. Interception breaks confidentiality, modification and fabrication break integrity, and interruption breaks availability (Pfleeger et al., 2023). Table 2.1 maps these classes to the threats a Nigerian university faces.</w:t>
       </w:r>
     </w:p>
     <w:p>
@@ -1204,7 +1213,7 @@
         <w:jc w:val="both"/>
       </w:pPr>
       <w:r>
-        <w:t xml:space="preserve">Universities are open by design. Many staff and students share networks, bring personal devices and use weak or shared passwords. Legacy systems stay in service for years because replacing them is expensive. In Nigeria, these general weaknesses combine with unstable power, which causes unclean shutdowns, and with low investment in security testing. Backups kept on a drive that stays connected to the server are especially weak, because ransomware encrypts every drive it can reach (CISA, 2023).</w:t>
+        <w:t xml:space="preserve">Universities are open by design. Many staff and students share networks, bring personal devices and use weak or shared passwords. Legacy systems stay in service for years because replacing them is expensive. In Nigeria, these general weaknesses combine with unstable power, which causes unclean shutdowns, and with low investment in security testing. A study of Chinese universities found that public disclosure of vulnerabilities increased the number of data breaches, while cloud adoption reduced them (Jin et al., 2023). Backups kept on a drive that stays connected to the server are especially weak, because ransomware encrypts every drive it can reach (CISA, 2023).</w:t>
       </w:r>
     </w:p>
     <w:p>
@@ -1260,7 +1269,7 @@
         <w:jc w:val="both"/>
       </w:pPr>
       <w:r>
-        <w:t xml:space="preserve">Content-addressed, deduplicating storage removes this trade-off. Files are split into chunks, each chunk is named by a hash of its content, and a chunk that already exists is not stored again. Every snapshot is a full list of chunks, so it restores on its own, yet it costs only the space of the changed chunks. UniGuard uses this approach.</w:t>
+        <w:t xml:space="preserve">Content-addressed, deduplicating storage removes this trade-off. Files are split into chunks, each chunk is named by a hash of its content, and a chunk that already exists is not stored again. Every snapshot is a full list of chunks, so it restores on its own, yet it costs only the space of the changed chunks. Recent schemes combine this kind of deduplication with encryption for cloud and backup storage (Song et al., 2024; Wu et al., 2023). UniGuard uses the same idea in a simpler, single-owner form.</w:t>
       </w:r>
     </w:p>
     <w:p>
@@ -1289,7 +1298,7 @@
         <w:t xml:space="preserve">Grandfather-father-son (GFS)</w:t>
       </w:r>
       <w:r>
-        <w:t xml:space="preserve"> retention keeps recent snapshots at fine intervals and older ones at coarser intervals (daily, weekly, monthly), so an institution can go back months without keeping every snapshot. NIST SP 800-34 (Swanson et al., 2010) adds two targets: the </w:t>
+        <w:t xml:space="preserve"> retention keeps recent snapshots at fine intervals and older ones at coarser intervals (daily, weekly, monthly), so an institution can go back months without keeping every snapshot. Contingency planning adds two targets: the </w:t>
       </w:r>
       <w:r>
         <w:rPr>
@@ -1309,15 +1318,7 @@
         <w:t xml:space="preserve">recovery time objective (RTO)</w:t>
       </w:r>
       <w:r>
-        <w:t xml:space="preserve">, the longest it can afford to be down.</w:t>
-      </w:r>
-    </w:p>
-    <w:p>
-      <w:pPr>
-        <w:pStyle w:val="Heading2"/>
-      </w:pPr>
-      <w:r>
-        <w:t xml:space="preserve">2.5 Ransomware Detection</w:t>
+        <w:t xml:space="preserve">, the longest it can afford to be down. In the NIST Cybersecurity Framework 2.0 these belong to the Recover function (National Institute of Standards and Technology [NIST], 2024).</w:t>
       </w:r>
     </w:p>
     <w:p>
@@ -1326,7 +1327,7 @@
         <w:jc w:val="both"/>
       </w:pPr>
       <w:r>
-        <w:t xml:space="preserve">Research shows that ransomware can be caught by watching what it does to files rather than by matching known malware signatures. Scaife et al. (2016) built CryptoDrop, which flags a process when files it touches show a sharp rise in entropy, change type and lose similarity to their previous content; it stopped samples after a median of ten files lost. Kharraz et al. (2016) built UNVEIL, which detects ransomware from its file-system access patterns and its ransom-note display. Continella et al. (2016) built ShieldFS, a file system that detects ransomware behaviour and rolls back affected files from shadow copies. UniGuard borrows two ideas from this work: entropy as a sign of encryption, and automatic rollback from a protected copy. It works at the file-server level, so it needs no kernel driver and runs on any operating system.</w:t>
+        <w:t xml:space="preserve">Backups also change the economics of an attack. Game-theoretic modelling shows that a credible backup lets a victim refuse or lower a ransom, but only when recovery is cheap and reliable (Yin et al., 2023). Backups do not remove the harm when attackers also steal data and threaten to sell or publish it (Li &amp; Liao, 2021), which is why UniGuard encrypts everything it stores.</w:t>
       </w:r>
     </w:p>
     <w:p>
@@ -1334,7 +1335,7 @@
         <w:pStyle w:val="Heading2"/>
       </w:pPr>
       <w:r>
-        <w:t xml:space="preserve">2.6 Encryption and Decryption for Backups</w:t>
+        <w:t xml:space="preserve">2.5 Ransomware Detection</w:t>
       </w:r>
     </w:p>
     <w:p>
@@ -1343,7 +1344,15 @@
         <w:jc w:val="both"/>
       </w:pPr>
       <w:r>
-        <w:t xml:space="preserve">Backups hold the most sensitive data an institution has, all in one place, so they must be encrypted. Authenticated encryption protects confidentiality and integrity together. AES in Galois/Counter Mode (GCM) is a NIST-approved authenticated cipher that produces a tag which fails to verify if even one bit of the ciphertext changes (Dworkin, 2007). Its main rule is that a nonce must never repeat under the same key.</w:t>
+        <w:t xml:space="preserve">Ransomware can be caught by watching what it does to files rather than by matching known malware signatures. Encrypted data looks random, so a sharp rise in a file's Shannon entropy is a strong sign of encryption. Hsu et al. (2021) improved machine-learning detection of ransomware by refining file entropy analysis, Lee et al. (2023) used entropy estimation of files to detect ransomware in cloud services, and Davies et al. (2022) compared entropy calculation methods for telling ransomware-encrypted files from normal ones. The approach has known limits: attackers can encode ciphertext to lower its entropy (Lee &amp; Lee, 2022) or share entropy across blocks to hide encryption (Bang et al., 2024). Entropy should therefore be one signal among several. UniGuard combines it with mass-change, file-extension and ransom-note signals, and adds automatic rollback from a protected copy. It works at the file-server level, so it needs no kernel driver and runs on any operating system.</w:t>
+      </w:r>
+    </w:p>
+    <w:p>
+      <w:pPr>
+        <w:pStyle w:val="Heading2"/>
+      </w:pPr>
+      <w:r>
+        <w:t xml:space="preserve">2.6 Encryption and Decryption for Backups</w:t>
       </w:r>
     </w:p>
     <w:p>
@@ -1352,15 +1361,7 @@
         <w:jc w:val="both"/>
       </w:pPr>
       <w:r>
-        <w:t xml:space="preserve">People remember passphrases, not 256-bit keys. A key derivation function turns a passphrase into a key and makes each guess expensive. Scrypt is memory-hard, so attackers cannot cheaply run millions of guesses on graphics cards (Percival &amp; Josefsson, 2016). HKDF then splits one master key into several independent keys for different jobs (Krawczyk &amp; Eronen, 2010).</w:t>
-      </w:r>
-    </w:p>
-    <w:p>
-      <w:pPr>
-        <w:pStyle w:val="Heading2"/>
-      </w:pPr>
-      <w:r>
-        <w:t xml:space="preserve">2.7 Tamper-Evident Logging</w:t>
+        <w:t xml:space="preserve">Backups hold the most sensitive data an institution has, all in one place, so they must be encrypted. Authenticated encryption protects confidentiality and integrity together. AES in Galois/Counter Mode (GCM) is a NIST-approved authenticated cipher that produces a tag which fails to verify if even one bit of the ciphertext changes (Pfleeger et al., 2023). Its main rule is that a nonce must never repeat under the same key.</w:t>
       </w:r>
     </w:p>
     <w:p>
@@ -1369,7 +1370,24 @@
         <w:jc w:val="both"/>
       </w:pPr>
       <w:r>
-        <w:t xml:space="preserve">An audit log is only useful if an insider cannot quietly edit it. Schneier and Kelsey (1999) proposed logs in which each entry is linked to the one before it by a cryptographic hash, so changing or deleting any entry breaks every link after it. Crosby and Wallach (2009) extended this idea to large-scale systems. UniGuard applies the simple hash-chain form.</w:t>
+        <w:t xml:space="preserve">People remember passphrases, not 256-bit keys. A key derivation function turns a passphrase into a key and makes each guess expensive. Memory-hard functions such as scrypt and Argon2 make every guess cost memory as well as time, which blunts attacks with graphics cards and custom hardware (Biryukov et al., 2021). A 2024 comparison of password hashing functions found that fast hashes such as MD5 and SHA-256 give little protection against GPU cracking, while scrypt and Argon2 resist it far better (Fedorchenko et al., 2024). HKDF, a standard HMAC-based construction, then splits one master key into several independent keys for different jobs.</w:t>
+      </w:r>
+    </w:p>
+    <w:p>
+      <w:pPr>
+        <w:pStyle w:val="Heading2"/>
+      </w:pPr>
+      <w:r>
+        <w:t xml:space="preserve">2.7 Tamper-Evident Logging</w:t>
+      </w:r>
+    </w:p>
+    <w:p>
+      <w:pPr>
+        <w:spacing w:after="160" w:line="360"/>
+        <w:jc w:val="both"/>
+      </w:pPr>
+      <w:r>
+        <w:t xml:space="preserve">An audit log is only useful if an insider cannot quietly edit it. In a hash-chained log each entry stores the hash of the entry before it, so changing or deleting any entry breaks every link after it. Suwarno et al. (2026) compared a hash-chain logger with a traditional logger on 100,000 entries: the hash chain detected 100% of tampering attempts against 67% for the traditional log, at the cost of slower verification (59 ms against 24 ms) and more storage. UniGuard applies this simple hash-chain form rather than a blockchain.</w:t>
       </w:r>
     </w:p>
     <w:p>
@@ -1414,10 +1432,10 @@
           <w:b/>
           <w:bCs/>
         </w:rPr>
-        <w:t xml:space="preserve">NIST SP 800-34 Rev. 1</w:t>
-      </w:r>
-      <w:r>
-        <w:t xml:space="preserve">: contingency planning, RPO and RTO (Swanson et al., 2010).</w:t>
+        <w:t xml:space="preserve">NIST Cybersecurity Framework 2.0</w:t>
+      </w:r>
+      <w:r>
+        <w:t xml:space="preserve">: six functions (Govern, Identify, Protect, Detect, Respond, Recover); backup, RPO and RTO sit under Recover (NIST, 2024).</w:t>
       </w:r>
     </w:p>
     <w:p>
@@ -1434,10 +1452,10 @@
           <w:b/>
           <w:bCs/>
         </w:rPr>
-        <w:t xml:space="preserve">NIST SP 800-61 Rev. 2</w:t>
-      </w:r>
-      <w:r>
-        <w:t xml:space="preserve">: incident handling lifecycle of preparation, detection and analysis, containment, eradication and recovery, and post-incident activity (Cichonski et al., 2012).</w:t>
+        <w:t xml:space="preserve">NIST SP 800-61 Rev. 3</w:t>
+      </w:r>
+      <w:r>
+        <w:t xml:space="preserve">: incident response recommendations organised around the CSF 2.0 functions, replacing the earlier revision (Nelson et al., 2025).</w:t>
       </w:r>
     </w:p>
     <w:p>
@@ -1474,10 +1492,10 @@
           <w:b/>
           <w:bCs/>
         </w:rPr>
-        <w:t xml:space="preserve">Cybercrimes (Prohibition, Prevention, etc.) Act 2015</w:t>
-      </w:r>
-      <w:r>
-        <w:t xml:space="preserve">: makes unauthorised access to and modification of computer data offences, which gives legal weight to audit evidence.</w:t>
+        <w:t xml:space="preserve">Cybercrimes (Prohibition, Prevention, etc.) (Amendment) Act 2024</w:t>
+      </w:r>
+      <w:r>
+        <w:t xml:space="preserve">: keeps unauthorised access to and modification of computer data as offences, which gives legal weight to audit evidence, and requires attacks to be reported to the national CERT within 72 hours.</w:t>
       </w:r>
     </w:p>
     <w:p>
@@ -1494,7 +1512,7 @@
         <w:jc w:val="both"/>
       </w:pPr>
       <w:r>
-        <w:t xml:space="preserve">Existing tools cover parts of the problem. Commercial suites are costly and assume steady power and bandwidth. Open-source backup tools encrypt and deduplicate but do not monitor services or detect ransomware. Research prototypes detect ransomware but do not manage backups, retention or offsite copies. None treats examination records as a special class of data with approval windows, and none reacts to power loss. UniGuard fills this gap with one integrated, low-cost system.</w:t>
+        <w:t xml:space="preserve">Existing tools cover parts of the problem. Commercial suites are costly and assume steady power and bandwidth. Open-source backup tools encrypt and deduplicate but do not monitor services or detect ransomware. Research prototypes detect ransomware but do not manage backups, retention or offsite copies. Nigerian studies call for structured cybersecurity frameworks in universities but stop at assessment (Badamasi &amp; Utulu, 2021; Olugbile et al., 2025). None of these treats examination records as a special class of data with approval windows, and none reacts to power loss. UniGuard fills this gap with one integrated, low-cost system.</w:t>
       </w:r>
     </w:p>
     <w:p>
@@ -3943,7 +3961,7 @@
         <w:jc w:val="both"/>
       </w:pPr>
       <w:r>
-        <w:t xml:space="preserve">The response follows the NIST SP 800-61 lifecycle (Cichonski et al., 2012), shown in Figure 3.2.</w:t>
+        <w:t xml:space="preserve">The response maps to the Detect, Respond and Recover functions used in NIST SP 800-61 Rev. 3 (Nelson et al., 2025), as shown in Figure 3.2.</w:t>
       </w:r>
     </w:p>
     <w:p>
@@ -8066,7 +8084,7 @@
                 <w:sz w:val="20"/>
                 <w:szCs w:val="20"/>
               </w:rPr>
-              <w:t xml:space="preserve">ISO/IEC 27001, NIST SP 800-34 and 800-61, NDPA 2023, Cybercrimes Act 2015</w:t>
+              <w:t xml:space="preserve">ISO/IEC 27001:2022, NIST CSF 2.0, NIST SP 800-61 Rev. 3, NDPA 2023, Cybercrimes (Amendment) Act 2024</w:t>
             </w:r>
           </w:p>
         </w:tc>
@@ -8190,7 +8208,7 @@
         <w:spacing w:after="80" w:line="320"/>
       </w:pPr>
       <w:r>
-        <w:t xml:space="preserve">Ransomware that encrypts files slowly, a few at a time, may stay below the mass-change threshold. The entropy and extension signals still apply, and thresholds can be tuned.</w:t>
+        <w:t xml:space="preserve">Ransomware that encrypts files slowly, a few at a time, may stay below the mass-change threshold, and ransomware that disguises its entropy can weaken the entropy signal (Bang et al., 2024; Lee &amp; Lee, 2022). The extension and ransom-note signals still apply, and thresholds can be tuned.</w:t>
       </w:r>
     </w:p>
     <w:p>
@@ -8448,7 +8466,7 @@
         <w:spacing w:after="80" w:line="320"/>
       </w:pPr>
       <w:r>
-        <w:t xml:space="preserve">Management should include backup and restoration in the institution's NDPA 2023 compliance plan and its 72-hour breach response procedure.</w:t>
+        <w:t xml:space="preserve">Management should include backup and restoration in the institution's NDPA 2023 compliance plan and its 72-hour breach and incident reporting procedures under the NDPA 2023 and the Cybercrimes (Amendment) Act 2024.</w:t>
       </w:r>
     </w:p>
     <w:p>
@@ -8480,17 +8498,17 @@
         <w:jc w:val="left"/>
       </w:pPr>
       <w:r>
-        <w:t xml:space="preserve">Cichonski, P., Millar, T., Grance, T., &amp; Scarfone, K. (2012). </w:t>
+        <w:t xml:space="preserve">Badamasi, B., &amp; Utulu, S. C. A. (2021). </w:t>
       </w:r>
       <w:r>
         <w:rPr>
           <w:i/>
           <w:iCs/>
         </w:rPr>
-        <w:t xml:space="preserve">Computer security incident handling guide</w:t>
-      </w:r>
-      <w:r>
-        <w:t xml:space="preserve"> (NIST Special Publication 800-61 Rev. 2). National Institute of Standards and Technology. https://doi.org/10.6028/NIST.SP.800-61r2</w:t>
+        <w:t xml:space="preserve">Framework for managing cybercrime risks in Nigerian universities</w:t>
+      </w:r>
+      <w:r>
+        <w:t xml:space="preserve"> (arXiv:2108.09754). arXiv. https://doi.org/10.48550/arXiv.2108.09754</w:t>
       </w:r>
     </w:p>
     <w:p>
@@ -8500,17 +8518,17 @@
         <w:jc w:val="left"/>
       </w:pPr>
       <w:r>
-        <w:t xml:space="preserve">CISA &amp; MS-ISAC. (2023). </w:t>
+        <w:t xml:space="preserve">Bang, J., Kim, J. N., &amp; Lee, S. (2024). Entropy sharing in ransomware: Bypassing entropy-based detection of cryptographic operations. </w:t>
       </w:r>
       <w:r>
         <w:rPr>
           <w:i/>
           <w:iCs/>
         </w:rPr>
-        <w:t xml:space="preserve">#StopRansomware guide</w:t>
-      </w:r>
-      <w:r>
-        <w:t xml:space="preserve">. Cybersecurity and Infrastructure Security Agency. https://www.cisa.gov/stopransomware/ransomware-guide</w:t>
+        <w:t xml:space="preserve">Sensors, 24</w:t>
+      </w:r>
+      <w:r>
+        <w:t xml:space="preserve">(5), 1446. https://doi.org/10.3390/s24051446</w:t>
       </w:r>
     </w:p>
     <w:p>
@@ -8520,17 +8538,17 @@
         <w:jc w:val="left"/>
       </w:pPr>
       <w:r>
-        <w:t xml:space="preserve">Continella, A., Guagnelli, A., Zingaro, G., De Pasquale, G., Barenghi, A., Zanero, S., &amp; Maggi, F. (2016). ShieldFS: A self-healing, ransomware-aware filesystem. In </w:t>
+        <w:t xml:space="preserve">Biryukov, A., Dinu, D., Khovratovich, D., &amp; Josefsson, S. (2021). </w:t>
       </w:r>
       <w:r>
         <w:rPr>
           <w:i/>
           <w:iCs/>
         </w:rPr>
-        <w:t xml:space="preserve">Proceedings of the 32nd Annual Computer Security Applications Conference</w:t>
-      </w:r>
-      <w:r>
-        <w:t xml:space="preserve"> (pp. 336–347). ACM. https://doi.org/10.1145/2991079.2991110</w:t>
+        <w:t xml:space="preserve">Argon2 memory-hard function for password hashing and proof-of-work applications</w:t>
+      </w:r>
+      <w:r>
+        <w:t xml:space="preserve"> (RFC 9106). RFC Editor. https://doi.org/10.17487/RFC9106</w:t>
       </w:r>
     </w:p>
     <w:p>
@@ -8540,17 +8558,17 @@
         <w:jc w:val="left"/>
       </w:pPr>
       <w:r>
-        <w:t xml:space="preserve">Crosby, S. A., &amp; Wallach, D. S. (2009). Efficient data structures for tamper-evident logging. In </w:t>
+        <w:t xml:space="preserve">CISA &amp; MS-ISAC. (2023). </w:t>
       </w:r>
       <w:r>
         <w:rPr>
           <w:i/>
           <w:iCs/>
         </w:rPr>
-        <w:t xml:space="preserve">Proceedings of the 18th USENIX Security Symposium</w:t>
-      </w:r>
-      <w:r>
-        <w:t xml:space="preserve"> (pp. 317–334). USENIX Association.</w:t>
+        <w:t xml:space="preserve">#StopRansomware guide</w:t>
+      </w:r>
+      <w:r>
+        <w:t xml:space="preserve">. Cybersecurity and Infrastructure Security Agency. https://www.cisa.gov/stopransomware/ransomware-guide</w:t>
       </w:r>
     </w:p>
     <w:p>
@@ -8560,17 +8578,17 @@
         <w:jc w:val="left"/>
       </w:pPr>
       <w:r>
-        <w:t xml:space="preserve">Dworkin, M. (2007). </w:t>
+        <w:t xml:space="preserve">Davies, S., Macfarlane, R., &amp; Buchanan, W. J. (2022). Comparison of entropy calculation methods for ransomware encrypted file identification. </w:t>
       </w:r>
       <w:r>
         <w:rPr>
           <w:i/>
           <w:iCs/>
         </w:rPr>
-        <w:t xml:space="preserve">Recommendation for block cipher modes of operation: Galois/Counter Mode (GCM) and GMAC</w:t>
-      </w:r>
-      <w:r>
-        <w:t xml:space="preserve"> (NIST Special Publication 800-38D). National Institute of Standards and Technology. https://doi.org/10.6028/NIST.SP.800-38D</w:t>
+        <w:t xml:space="preserve">Entropy, 24</w:t>
+      </w:r>
+      <w:r>
+        <w:t xml:space="preserve">(10), 1503. https://doi.org/10.3390/e24101503</w:t>
       </w:r>
     </w:p>
     <w:p>
@@ -8580,17 +8598,17 @@
         <w:jc w:val="left"/>
       </w:pPr>
       <w:r>
-        <w:t xml:space="preserve">Federal Republic of Nigeria. (2015). </w:t>
+        <w:t xml:space="preserve">Efenedo, G., &amp; Edegbo, W. O. (2023). Internet connectivity and power outages in university electronic libraries in Nigeria. </w:t>
       </w:r>
       <w:r>
         <w:rPr>
           <w:i/>
           <w:iCs/>
         </w:rPr>
-        <w:t xml:space="preserve">Cybercrimes (Prohibition, Prevention, etc.) Act, 2015</w:t>
-      </w:r>
-      <w:r>
-        <w:t xml:space="preserve">.</w:t>
+        <w:t xml:space="preserve">Journal of ICT Development, Applications and Research, 5</w:t>
+      </w:r>
+      <w:r>
+        <w:t xml:space="preserve">(2), 83–89. https://doi.org/10.47524/jictdar.v5i2.84</w:t>
       </w:r>
     </w:p>
     <w:p>
@@ -8620,17 +8638,17 @@
         <w:jc w:val="left"/>
       </w:pPr>
       <w:r>
-        <w:t xml:space="preserve">Guardian Nigeria. (2024, December). Timeline: The 12 times national grid collapsed in 2024. </w:t>
+        <w:t xml:space="preserve">Federal Republic of Nigeria. (2024). </w:t>
       </w:r>
       <w:r>
         <w:rPr>
           <w:i/>
           <w:iCs/>
         </w:rPr>
-        <w:t xml:space="preserve">The Guardian (Nigeria)</w:t>
-      </w:r>
-      <w:r>
-        <w:t xml:space="preserve">. https://guardian.ng/news/timeline-the-12-times-national-grid-collapsed-in-2024/</w:t>
+        <w:t xml:space="preserve">Cybercrimes (Prohibition, Prevention, etc.) (Amendment) Act, 2024</w:t>
+      </w:r>
+      <w:r>
+        <w:t xml:space="preserve">. Federal Government Printer.</w:t>
       </w:r>
     </w:p>
     <w:p>
@@ -8640,17 +8658,17 @@
         <w:jc w:val="left"/>
       </w:pPr>
       <w:r>
-        <w:t xml:space="preserve">International Organization for Standardization. (2022). </w:t>
+        <w:t xml:space="preserve">Fedorchenko, V., Yeroshenko, O., Shmatko, O., Kolomiitsev, O., &amp; Omarov, M. (2024). Password hashing methods and algorithms on the .NET platform. </w:t>
       </w:r>
       <w:r>
         <w:rPr>
           <w:i/>
           <w:iCs/>
         </w:rPr>
-        <w:t xml:space="preserve">ISO/IEC 27001:2022 Information security, cybersecurity and privacy protection: Information security management systems: Requirements</w:t>
-      </w:r>
-      <w:r>
-        <w:t xml:space="preserve">. ISO.</w:t>
+        <w:t xml:space="preserve">Advanced Information Systems, 8</w:t>
+      </w:r>
+      <w:r>
+        <w:t xml:space="preserve">(4), 82–92. https://doi.org/10.20998/2522-9052.2024.4.11</w:t>
       </w:r>
     </w:p>
     <w:p>
@@ -8660,17 +8678,17 @@
         <w:jc w:val="left"/>
       </w:pPr>
       <w:r>
-        <w:t xml:space="preserve">Kharraz, A., Arshad, S., Mulliner, C., Robertson, W., &amp; Kirda, E. (2016). UNVEIL: A large-scale, automated approach to detecting ransomware. In </w:t>
+        <w:t xml:space="preserve">Hsu, C.-M., Yang, C.-C., Cheng, H.-H., Setiasabda, P. E., &amp; Leu, J.-S. (2021). Enhancing file entropy analysis to improve machine learning detection rate of ransomware. </w:t>
       </w:r>
       <w:r>
         <w:rPr>
           <w:i/>
           <w:iCs/>
         </w:rPr>
-        <w:t xml:space="preserve">Proceedings of the 25th USENIX Security Symposium</w:t>
-      </w:r>
-      <w:r>
-        <w:t xml:space="preserve"> (pp. 757–772). USENIX Association.</w:t>
+        <w:t xml:space="preserve">IEEE Access, 9</w:t>
+      </w:r>
+      <w:r>
+        <w:t xml:space="preserve">, 138345–138351. https://doi.org/10.1109/ACCESS.2021.3114148</w:t>
       </w:r>
     </w:p>
     <w:p>
@@ -8680,17 +8698,17 @@
         <w:jc w:val="left"/>
       </w:pPr>
       <w:r>
-        <w:t xml:space="preserve">Krawczyk, H., &amp; Eronen, P. (2010). </w:t>
+        <w:t xml:space="preserve">Ibrahim, T., Adamu, A. S., Mustapha, I. M., Kabiru, M. S., &amp; Muhammed, I. A. (2026). Energy reliability and its implications for translational research capacity in Nigeria's tertiary institutions. </w:t>
       </w:r>
       <w:r>
         <w:rPr>
           <w:i/>
           <w:iCs/>
         </w:rPr>
-        <w:t xml:space="preserve">HMAC-based extract-and-expand key derivation function (HKDF)</w:t>
-      </w:r>
-      <w:r>
-        <w:t xml:space="preserve"> (RFC 5869). Internet Engineering Task Force. https://doi.org/10.17487/RFC5869</w:t>
+        <w:t xml:space="preserve">Physics Access, 6</w:t>
+      </w:r>
+      <w:r>
+        <w:t xml:space="preserve">(1), 163–171. https://doi.org/10.47514/phyaccess.2026.6.1.018</w:t>
       </w:r>
     </w:p>
     <w:p>
@@ -8700,17 +8718,17 @@
         <w:jc w:val="left"/>
       </w:pPr>
       <w:r>
-        <w:t xml:space="preserve">Percival, C., &amp; Josefsson, S. (2016). </w:t>
+        <w:t xml:space="preserve">International Organization for Standardization. (2022). </w:t>
       </w:r>
       <w:r>
         <w:rPr>
           <w:i/>
           <w:iCs/>
         </w:rPr>
-        <w:t xml:space="preserve">The scrypt password-based key derivation function</w:t>
-      </w:r>
-      <w:r>
-        <w:t xml:space="preserve"> (RFC 7914). Internet Engineering Task Force. https://doi.org/10.17487/RFC7914</w:t>
+        <w:t xml:space="preserve">ISO/IEC 27001:2022 Information security, cybersecurity and privacy protection: Information security management systems: Requirements</w:t>
+      </w:r>
+      <w:r>
+        <w:t xml:space="preserve">. ISO.</w:t>
       </w:r>
     </w:p>
     <w:p>
@@ -8720,17 +8738,17 @@
         <w:jc w:val="left"/>
       </w:pPr>
       <w:r>
-        <w:t xml:space="preserve">Pfleeger, C. P., Pfleeger, S. L., &amp; Margulies, J. (2015). </w:t>
+        <w:t xml:space="preserve">Jin, L., Xiao, W. L., &amp; Zhang, C. (2023). Data security crisis in universities: Identification of key factors affecting data breach incidents. </w:t>
       </w:r>
       <w:r>
         <w:rPr>
           <w:i/>
           <w:iCs/>
         </w:rPr>
-        <w:t xml:space="preserve">Security in computing</w:t>
-      </w:r>
-      <w:r>
-        <w:t xml:space="preserve"> (5th ed.). Prentice Hall.</w:t>
+        <w:t xml:space="preserve">Humanities and Social Sciences Communications, 10</w:t>
+      </w:r>
+      <w:r>
+        <w:t xml:space="preserve">(1). https://doi.org/10.1057/s41599-023-01757-0</w:t>
       </w:r>
     </w:p>
     <w:p>
@@ -8740,17 +8758,17 @@
         <w:jc w:val="left"/>
       </w:pPr>
       <w:r>
-        <w:t xml:space="preserve">Scaife, N., Carter, H., Traynor, P., &amp; Butler, K. R. B. (2016). CryptoLock (and drop it): Stopping ransomware attacks on user data. In </w:t>
+        <w:t xml:space="preserve">Lee, J., &amp; Lee, K. (2022). A method for neutralizing entropy measurement-based ransomware detection technologies using encoding algorithms. </w:t>
       </w:r>
       <w:r>
         <w:rPr>
           <w:i/>
           <w:iCs/>
         </w:rPr>
-        <w:t xml:space="preserve">2016 IEEE 36th International Conference on Distributed Computing Systems</w:t>
-      </w:r>
-      <w:r>
-        <w:t xml:space="preserve"> (pp. 303–312). IEEE. https://doi.org/10.1109/ICDCS.2016.46</w:t>
+        <w:t xml:space="preserve">Entropy, 24</w:t>
+      </w:r>
+      <w:r>
+        <w:t xml:space="preserve">(2), 239. https://doi.org/10.3390/e24020239</w:t>
       </w:r>
     </w:p>
     <w:p>
@@ -8760,17 +8778,17 @@
         <w:jc w:val="left"/>
       </w:pPr>
       <w:r>
-        <w:t xml:space="preserve">Schneier, B., &amp; Kelsey, J. (1999). Secure audit logs to support computer forensics. </w:t>
+        <w:t xml:space="preserve">Lee, K., Lee, J., Lee, S.-Y., &amp; Yim, K. (2023). Effective ransomware detection using entropy estimation of files for cloud services. </w:t>
       </w:r>
       <w:r>
         <w:rPr>
           <w:i/>
           <w:iCs/>
         </w:rPr>
-        <w:t xml:space="preserve">ACM Transactions on Information and System Security, 2</w:t>
-      </w:r>
-      <w:r>
-        <w:t xml:space="preserve">(2), 159–176. https://doi.org/10.1145/317087.317089</w:t>
+        <w:t xml:space="preserve">Sensors, 23</w:t>
+      </w:r>
+      <w:r>
+        <w:t xml:space="preserve">(6), 3023. https://doi.org/10.3390/s23063023</w:t>
       </w:r>
     </w:p>
     <w:p>
@@ -8780,17 +8798,17 @@
         <w:jc w:val="left"/>
       </w:pPr>
       <w:r>
-        <w:t xml:space="preserve">Stallings, W., &amp; Brown, L. (2018). </w:t>
+        <w:t xml:space="preserve">Li, Z., &amp; Liao, Q. (2021). Game theory of data-selling ransomware. </w:t>
       </w:r>
       <w:r>
         <w:rPr>
           <w:i/>
           <w:iCs/>
         </w:rPr>
-        <w:t xml:space="preserve">Computer security: Principles and practice</w:t>
-      </w:r>
-      <w:r>
-        <w:t xml:space="preserve"> (4th ed.). Pearson.</w:t>
+        <w:t xml:space="preserve">Journal of Cyber Security and Mobility, 10</w:t>
+      </w:r>
+      <w:r>
+        <w:t xml:space="preserve">(1). https://doi.org/10.13052/jcsm2245-1439.1013</w:t>
       </w:r>
     </w:p>
     <w:p>
@@ -8800,17 +8818,197 @@
         <w:jc w:val="left"/>
       </w:pPr>
       <w:r>
-        <w:t xml:space="preserve">Swanson, M., Bowen, P., Phillips, A. W., Gallup, D., &amp; Lynes, D. (2010). </w:t>
+        <w:t xml:space="preserve">National Institute of Standards and Technology. (2024). </w:t>
       </w:r>
       <w:r>
         <w:rPr>
           <w:i/>
           <w:iCs/>
         </w:rPr>
-        <w:t xml:space="preserve">Contingency planning guide for federal information systems</w:t>
-      </w:r>
-      <w:r>
-        <w:t xml:space="preserve"> (NIST Special Publication 800-34 Rev. 1). National Institute of Standards and Technology. https://doi.org/10.6028/NIST.SP.800-34r1</w:t>
+        <w:t xml:space="preserve">The NIST Cybersecurity Framework (CSF) 2.0</w:t>
+      </w:r>
+      <w:r>
+        <w:t xml:space="preserve"> (NIST CSWP 29). https://doi.org/10.6028/NIST.CSWP.29</w:t>
+      </w:r>
+    </w:p>
+    <w:p>
+      <w:pPr>
+        <w:spacing w:after="160" w:line="360"/>
+        <w:ind w:left="720" w:hanging="720"/>
+        <w:jc w:val="left"/>
+      </w:pPr>
+      <w:r>
+        <w:t xml:space="preserve">Nelson, A., Rekhi, S., Souppaya, M., &amp; Scarfone, K. (2025). </w:t>
+      </w:r>
+      <w:r>
+        <w:rPr>
+          <w:i/>
+          <w:iCs/>
+        </w:rPr>
+        <w:t xml:space="preserve">Incident response recommendations and considerations for cybersecurity risk management: A CSF 2.0 community profile</w:t>
+      </w:r>
+      <w:r>
+        <w:t xml:space="preserve"> (NIST Special Publication 800-61 Rev. 3). National Institute of Standards and Technology. https://doi.org/10.6028/NIST.SP.800-61r3</w:t>
+      </w:r>
+    </w:p>
+    <w:p>
+      <w:pPr>
+        <w:spacing w:after="160" w:line="360"/>
+        <w:ind w:left="720" w:hanging="720"/>
+        <w:jc w:val="left"/>
+      </w:pPr>
+      <w:r>
+        <w:t xml:space="preserve">Olugbile, O. H., Ojeniyi, J. A., &amp; Anyachebelu, T. K. (2025). Towards a standard framework for cybersecurity readiness for Nigerian universities. </w:t>
+      </w:r>
+      <w:r>
+        <w:rPr>
+          <w:i/>
+          <w:iCs/>
+        </w:rPr>
+        <w:t xml:space="preserve">International Journal of Applied Mathematics, Sciences, and Technology for National Defense, 3</w:t>
+      </w:r>
+      <w:r>
+        <w:t xml:space="preserve">(3), 131–142. https://doi.org/10.58524/app.sci.def.v3i3.780</w:t>
+      </w:r>
+    </w:p>
+    <w:p>
+      <w:pPr>
+        <w:spacing w:after="160" w:line="360"/>
+        <w:ind w:left="720" w:hanging="720"/>
+        <w:jc w:val="left"/>
+      </w:pPr>
+      <w:r>
+        <w:t xml:space="preserve">Pfleeger, C. P., Pfleeger, S. L., &amp; Coles-Kemp, L. (2023). </w:t>
+      </w:r>
+      <w:r>
+        <w:rPr>
+          <w:i/>
+          <w:iCs/>
+        </w:rPr>
+        <w:t xml:space="preserve">Security in computing</w:t>
+      </w:r>
+      <w:r>
+        <w:t xml:space="preserve"> (6th ed.). Addison-Wesley.</w:t>
+      </w:r>
+    </w:p>
+    <w:p>
+      <w:pPr>
+        <w:spacing w:after="160" w:line="360"/>
+        <w:ind w:left="720" w:hanging="720"/>
+        <w:jc w:val="left"/>
+      </w:pPr>
+      <w:r>
+        <w:t xml:space="preserve">Salam, M., Abu Bakar, K. A., Abdul Ghani, A. T., &amp; Mohd Aman, A. H. (2026). Cybersecurity in higher education institutions digitalisation: Addressing threats and vulnerabilities. </w:t>
+      </w:r>
+      <w:r>
+        <w:rPr>
+          <w:i/>
+          <w:iCs/>
+        </w:rPr>
+        <w:t xml:space="preserve">SAGE Open, 16</w:t>
+      </w:r>
+      <w:r>
+        <w:t xml:space="preserve">(1). https://doi.org/10.1177/21582440251413473</w:t>
+      </w:r>
+    </w:p>
+    <w:p>
+      <w:pPr>
+        <w:spacing w:after="160" w:line="360"/>
+        <w:ind w:left="720" w:hanging="720"/>
+        <w:jc w:val="left"/>
+      </w:pPr>
+      <w:r>
+        <w:t xml:space="preserve">Song, M., Hua, Z., Zheng, Y., Huang, H., &amp; Jia, X. (2024). LSDedup: Layered secure deduplication for cloud storage. </w:t>
+      </w:r>
+      <w:r>
+        <w:rPr>
+          <w:i/>
+          <w:iCs/>
+        </w:rPr>
+        <w:t xml:space="preserve">IEEE Transactions on Computers, 73</w:t>
+      </w:r>
+      <w:r>
+        <w:t xml:space="preserve">(2), 422–435. https://doi.org/10.1109/TC.2023.3331953</w:t>
+      </w:r>
+    </w:p>
+    <w:p>
+      <w:pPr>
+        <w:spacing w:after="160" w:line="360"/>
+        <w:ind w:left="720" w:hanging="720"/>
+        <w:jc w:val="left"/>
+      </w:pPr>
+      <w:r>
+        <w:t xml:space="preserve">Suwarno, S., Siahaan, M., &amp; Lim, V. (2026). A comparative analysis of the effectiveness of hash-chain-based and traditional logging audit trail systems in detecting data manipulation. </w:t>
+      </w:r>
+      <w:r>
+        <w:rPr>
+          <w:i/>
+          <w:iCs/>
+        </w:rPr>
+        <w:t xml:space="preserve">JOIV: International Journal on Informatics Visualization, 10</w:t>
+      </w:r>
+      <w:r>
+        <w:t xml:space="preserve">(4), 1417. https://doi.org/10.62527/joiv.10.4.4749</w:t>
+      </w:r>
+    </w:p>
+    <w:p>
+      <w:pPr>
+        <w:spacing w:after="160" w:line="360"/>
+        <w:ind w:left="720" w:hanging="720"/>
+        <w:jc w:val="left"/>
+      </w:pPr>
+      <w:r>
+        <w:t xml:space="preserve">Ulven, J. B., &amp; Wangen, G. (2021). A systematic review of cybersecurity risks in higher education. </w:t>
+      </w:r>
+      <w:r>
+        <w:rPr>
+          <w:i/>
+          <w:iCs/>
+        </w:rPr>
+        <w:t xml:space="preserve">Future Internet, 13</w:t>
+      </w:r>
+      <w:r>
+        <w:t xml:space="preserve">(2), 39. https://doi.org/10.3390/fi13020039</w:t>
+      </w:r>
+    </w:p>
+    <w:p>
+      <w:pPr>
+        <w:spacing w:after="160" w:line="360"/>
+        <w:ind w:left="720" w:hanging="720"/>
+        <w:jc w:val="left"/>
+      </w:pPr>
+      <w:r>
+        <w:t xml:space="preserve">Wu, X.-Y., Wang, H., Yuan, Y., &amp; Li, F. (2023). A lightweight encrypted deduplication scheme supporting backup. </w:t>
+      </w:r>
+      <w:r>
+        <w:rPr>
+          <w:i/>
+          <w:iCs/>
+        </w:rPr>
+        <w:t xml:space="preserve">Journal of Systems Architecture, 138</w:t>
+      </w:r>
+      <w:r>
+        <w:t xml:space="preserve">, 102858. https://doi.org/10.1016/j.sysarc.2023.102858</w:t>
+      </w:r>
+    </w:p>
+    <w:p>
+      <w:pPr>
+        <w:spacing w:after="160" w:line="360"/>
+        <w:ind w:left="720" w:hanging="720"/>
+        <w:jc w:val="left"/>
+      </w:pPr>
+      <w:r>
+        <w:t xml:space="preserve">Yin, T., Sarabi, A., &amp; Liu, M. (2023). Deterrence, backup, or insurance: Game-theoretic modeling of ransomware. </w:t>
+      </w:r>
+      <w:r>
+        <w:rPr>
+          <w:i/>
+          <w:iCs/>
+        </w:rPr>
+        <w:t xml:space="preserve">Games, 14</w:t>
+      </w:r>
+      <w:r>
+        <w:t xml:space="preserve">(2), 20. https://doi.org/10.3390/g14020020</w:t>
       </w:r>
     </w:p>
     <w:p>
